--- a/modelo-folga.docx
+++ b/modelo-folga.docx
@@ -809,7 +809,7 @@
                 <w:color w:val="000000"/>
                 <w:sz w:val="22"/>
               </w:rPr>
-              <w:t>&lt;&lt;#funcionarios&gt;&gt;&lt;&lt;nome&gt;&gt;</w:t>
+              <w:t>&lt;&lt;nome&gt;&gt;</w:t>
             </w:r>
           </w:p>
         </w:tc>
@@ -917,7 +917,6 @@
                 <w:color w:val="000000"/>
                 <w:sz w:val="22"/>
               </w:rPr>
-              <w:t>&lt;&lt;/funcionarios&gt;&gt;</w:t>
             </w:r>
           </w:p>
         </w:tc>

--- a/modelo-folga.docx
+++ b/modelo-folga.docx
@@ -2,6 +2,11 @@
 <file path=word/document.xml><?xml version="1.0" encoding="utf-8"?>
 <w:document xmlns:wpc="http://schemas.microsoft.com/office/word/2010/wordprocessingCanvas" xmlns:mc="http://schemas.openxmlformats.org/markup-compatibility/2006" xmlns:o="urn:schemas-microsoft-com:office:office" xmlns:r="http://schemas.openxmlformats.org/officeDocument/2006/relationships" xmlns:m="http://schemas.openxmlformats.org/officeDocument/2006/math" xmlns:v="urn:schemas-microsoft-com:vml" xmlns:wp14="http://schemas.microsoft.com/office/word/2010/wordprocessingDrawing" xmlns:wp="http://schemas.openxmlformats.org/drawingml/2006/wordprocessingDrawing" xmlns:w10="urn:schemas-microsoft-com:office:word" xmlns:w="http://schemas.openxmlformats.org/wordprocessingml/2006/main" xmlns:w14="http://schemas.microsoft.com/office/word/2010/wordml" xmlns:w15="http://schemas.microsoft.com/office/word/2012/wordml" xmlns:wpg="http://schemas.microsoft.com/office/word/2010/wordprocessingGroup" xmlns:wpi="http://schemas.microsoft.com/office/word/2010/wordprocessingInk" xmlns:wne="http://schemas.microsoft.com/office/word/2006/wordml" xmlns:wps="http://schemas.microsoft.com/office/word/2010/wordprocessingShape" mc:Ignorable="w14 w15 wp14">
   <w:body>
+    <w:p>
+      <w:r>
+        <w:t xml:space="preserve">       </w:t>
+      </w:r>
+    </w:p>
     <w:p>
       <w:r>
         <w:t xml:space="preserve">       </w:t>
@@ -121,15 +126,7 @@
                 <w:b/>
                 <w:bCs/>
               </w:rPr>
-              <w:t xml:space="preserve">Número: </w:t>
-            </w:r>
-            <w:r>
-              <w:rPr>
-                <w:rFonts w:ascii="Arial" w:hAnsi="Arial" w:cs="Arial"/>
-                <w:b/>
-                <w:bCs/>
-              </w:rPr>
-              <w:t>&lt;&lt;</w:t>
+              <w:t>Número: &lt;&lt;</w:t>
             </w:r>
             <w:proofErr w:type="spellStart"/>
             <w:r>
@@ -159,8 +156,6 @@
               </w:rPr>
               <w:t>2026</w:t>
             </w:r>
-            <w:bookmarkStart w:id="0" w:name="_GoBack"/>
-            <w:bookmarkEnd w:id="0"/>
           </w:p>
         </w:tc>
         <w:tc>
@@ -399,23 +394,29 @@
               </w:rPr>
               <w:t xml:space="preserve"> – </w:t>
             </w:r>
-            <w:proofErr w:type="spellStart"/>
             <w:r>
               <w:rPr>
                 <w:rFonts w:ascii="Arial" w:hAnsi="Arial" w:cs="Arial"/>
                 <w:sz w:val="24"/>
                 <w:szCs w:val="24"/>
               </w:rPr>
-              <w:t>Sonaira</w:t>
-            </w:r>
-            <w:proofErr w:type="spellEnd"/>
-            <w:r>
-              <w:rPr>
-                <w:rFonts w:ascii="Arial" w:hAnsi="Arial" w:cs="Arial"/>
+              <w:t>Alexandre Mendon</w:t>
+            </w:r>
+            <w:r>
+              <w:rPr>
+                <w:rFonts w:ascii="Arial" w:hAnsi="Arial" w:cs="Arial" w:hint="eastAsia"/>
                 <w:sz w:val="24"/>
                 <w:szCs w:val="24"/>
               </w:rPr>
-              <w:t xml:space="preserve"> Soares da Cruz Albuquerque</w:t>
+              <w:t>ç</w:t>
+            </w:r>
+            <w:r>
+              <w:rPr>
+                <w:rFonts w:ascii="Arial" w:hAnsi="Arial" w:cs="Arial"/>
+                <w:sz w:val="24"/>
+                <w:szCs w:val="24"/>
+              </w:rPr>
+              <w:t>a De Lima</w:t>
             </w:r>
           </w:p>
         </w:tc>
@@ -609,319 +610,12 @@
       <w:r>
         <w:rPr>
           <w:rFonts w:ascii="Arial" w:hAnsi="Arial" w:cs="Arial"/>
-          <w:b/>
-          <w:sz w:val="24"/>
+          <w:sz w:val="20"/>
           <w:szCs w:val="20"/>
         </w:rPr>
-        <w:t>ASSUNTO: Folga referente ao banco de horas acumulado.</w:t>
+        <w:t>&lt;&lt;tabela&gt;&gt;</w:t>
       </w:r>
     </w:p>
-    <w:p/>
-    <w:tbl>
-      <w:tblPr>
-        <w:tblW w:type="auto" w:w="0"/>
-        <w:tblLook w:firstColumn="1" w:firstRow="1" w:lastColumn="0" w:lastRow="0" w:noHBand="0" w:noVBand="1" w:val="04A0"/>
-        <w:tblBorders>
-          <w:top w:val="single" w:sz="12" w:space="0" w:color="2C2C2C"/>
-          <w:left w:val="single" w:sz="12" w:space="0" w:color="2C2C2C"/>
-          <w:bottom w:val="single" w:sz="12" w:space="0" w:color="2C2C2C"/>
-          <w:right w:val="single" w:sz="12" w:space="0" w:color="2C2C2C"/>
-          <w:insideH w:val="single" w:sz="6" w:space="0" w:color="CCCCCC"/>
-          <w:insideV w:val="single" w:sz="6" w:space="0" w:color="CCCCCC"/>
-        </w:tblBorders>
-      </w:tblPr>
-      <w:tblGrid>
-        <w:gridCol w:w="1928"/>
-        <w:gridCol w:w="1928"/>
-        <w:gridCol w:w="1928"/>
-        <w:gridCol w:w="1928"/>
-        <w:gridCol w:w="1928"/>
-      </w:tblGrid>
-      <w:tr>
-        <w:trPr>
-          <w:trHeight w:val="720"/>
-        </w:trPr>
-        <w:tc>
-          <w:tcPr>
-            <w:tcW w:type="dxa" w:w="4032"/>
-            <w:shd w:fill="E7E6E6"/>
-            <w:tcMar>
-              <w:top w:w="100" w:type="dxa"/>
-              <w:left w:w="100" w:type="dxa"/>
-              <w:bottom w:w="100" w:type="dxa"/>
-              <w:right w:w="100" w:type="dxa"/>
-            </w:tcMar>
-            <w:vAlign w:val="center"/>
-          </w:tcPr>
-          <w:p>
-            <w:pPr>
-              <w:spacing w:before="80" w:after="80"/>
-              <w:jc w:val="center"/>
-            </w:pPr>
-            <w:r>
-              <w:rPr>
-                <w:rFonts w:ascii="Arial" w:hAnsi="Arial"/>
-                <w:b/>
-                <w:color w:val="000000"/>
-                <w:sz w:val="22"/>
-              </w:rPr>
-              <w:t>NOME</w:t>
-            </w:r>
-          </w:p>
-        </w:tc>
-        <w:tc>
-          <w:tcPr>
-            <w:tcW w:type="dxa" w:w="3312"/>
-            <w:shd w:fill="E7E6E6"/>
-            <w:tcMar>
-              <w:top w:w="100" w:type="dxa"/>
-              <w:left w:w="100" w:type="dxa"/>
-              <w:bottom w:w="100" w:type="dxa"/>
-              <w:right w:w="100" w:type="dxa"/>
-            </w:tcMar>
-            <w:vAlign w:val="center"/>
-          </w:tcPr>
-          <w:p>
-            <w:pPr>
-              <w:spacing w:before="80" w:after="80"/>
-              <w:jc w:val="center"/>
-            </w:pPr>
-            <w:r>
-              <w:rPr>
-                <w:rFonts w:ascii="Arial" w:hAnsi="Arial"/>
-                <w:b/>
-                <w:color w:val="000000"/>
-                <w:sz w:val="22"/>
-              </w:rPr>
-              <w:t>CARGO</w:t>
-            </w:r>
-          </w:p>
-        </w:tc>
-        <w:tc>
-          <w:tcPr>
-            <w:tcW w:type="dxa" w:w="2304"/>
-            <w:shd w:fill="E7E6E6"/>
-            <w:tcMar>
-              <w:top w:w="100" w:type="dxa"/>
-              <w:left w:w="100" w:type="dxa"/>
-              <w:bottom w:w="100" w:type="dxa"/>
-              <w:right w:w="100" w:type="dxa"/>
-            </w:tcMar>
-            <w:vAlign w:val="center"/>
-          </w:tcPr>
-          <w:p>
-            <w:pPr>
-              <w:spacing w:before="80" w:after="80"/>
-              <w:jc w:val="center"/>
-            </w:pPr>
-            <w:r>
-              <w:rPr>
-                <w:rFonts w:ascii="Arial" w:hAnsi="Arial"/>
-                <w:b/>
-                <w:color w:val="000000"/>
-                <w:sz w:val="22"/>
-              </w:rPr>
-              <w:t>TIPO DE FOLGA</w:t>
-            </w:r>
-          </w:p>
-        </w:tc>
-        <w:tc>
-          <w:tcPr>
-            <w:tcW w:type="dxa" w:w="2160"/>
-            <w:shd w:fill="E7E6E6"/>
-            <w:tcMar>
-              <w:top w:w="100" w:type="dxa"/>
-              <w:left w:w="100" w:type="dxa"/>
-              <w:bottom w:w="100" w:type="dxa"/>
-              <w:right w:w="100" w:type="dxa"/>
-            </w:tcMar>
-            <w:vAlign w:val="center"/>
-          </w:tcPr>
-          <w:p>
-            <w:pPr>
-              <w:spacing w:before="80" w:after="80"/>
-              <w:jc w:val="center"/>
-            </w:pPr>
-            <w:r>
-              <w:rPr>
-                <w:rFonts w:ascii="Arial" w:hAnsi="Arial"/>
-                <w:b/>
-                <w:color w:val="000000"/>
-                <w:sz w:val="22"/>
-              </w:rPr>
-              <w:t>DATA DA FOLGA</w:t>
-            </w:r>
-          </w:p>
-        </w:tc>
-        <w:tc>
-          <w:tcPr>
-            <w:tcW w:type="dxa" w:w="3312"/>
-            <w:shd w:fill="E7E6E6"/>
-            <w:tcMar>
-              <w:top w:w="100" w:type="dxa"/>
-              <w:left w:w="100" w:type="dxa"/>
-              <w:bottom w:w="100" w:type="dxa"/>
-              <w:right w:w="100" w:type="dxa"/>
-            </w:tcMar>
-            <w:vAlign w:val="center"/>
-          </w:tcPr>
-          <w:p>
-            <w:pPr>
-              <w:spacing w:before="80" w:after="80"/>
-              <w:jc w:val="center"/>
-            </w:pPr>
-            <w:r>
-              <w:rPr>
-                <w:rFonts w:ascii="Arial" w:hAnsi="Arial"/>
-                <w:b/>
-                <w:color w:val="000000"/>
-                <w:sz w:val="22"/>
-              </w:rPr>
-              <w:t>ASSINATURA DO SERVIDOR</w:t>
-            </w:r>
-          </w:p>
-        </w:tc>
-      </w:tr>
-      <w:tr>
-        <w:trPr>
-          <w:trHeight w:val="576"/>
-        </w:trPr>
-        <w:tc>
-          <w:tcPr>
-            <w:tcW w:type="dxa" w:w="4032"/>
-            <w:tcMar>
-              <w:top w:w="100" w:type="dxa"/>
-              <w:left w:w="100" w:type="dxa"/>
-              <w:bottom w:w="100" w:type="dxa"/>
-              <w:right w:w="100" w:type="dxa"/>
-            </w:tcMar>
-            <w:vAlign w:val="center"/>
-          </w:tcPr>
-          <w:p>
-            <w:pPr>
-              <w:spacing w:before="80" w:after="80"/>
-              <w:jc w:val="left"/>
-            </w:pPr>
-            <w:r>
-              <w:rPr>
-                <w:rFonts w:ascii="Arial" w:hAnsi="Arial"/>
-                <w:b w:val="0"/>
-                <w:color w:val="000000"/>
-                <w:sz w:val="22"/>
-              </w:rPr>
-              <w:t>&lt;&lt;nome&gt;&gt;</w:t>
-            </w:r>
-          </w:p>
-        </w:tc>
-        <w:tc>
-          <w:tcPr>
-            <w:tcW w:type="dxa" w:w="3312"/>
-            <w:tcMar>
-              <w:top w:w="100" w:type="dxa"/>
-              <w:left w:w="100" w:type="dxa"/>
-              <w:bottom w:w="100" w:type="dxa"/>
-              <w:right w:w="100" w:type="dxa"/>
-            </w:tcMar>
-            <w:vAlign w:val="center"/>
-          </w:tcPr>
-          <w:p>
-            <w:pPr>
-              <w:spacing w:before="80" w:after="80"/>
-              <w:jc w:val="center"/>
-            </w:pPr>
-            <w:r>
-              <w:rPr>
-                <w:rFonts w:ascii="Arial" w:hAnsi="Arial"/>
-                <w:b w:val="0"/>
-                <w:color w:val="000000"/>
-                <w:sz w:val="22"/>
-              </w:rPr>
-              <w:t>&lt;&lt;cargo&gt;&gt;</w:t>
-            </w:r>
-          </w:p>
-        </w:tc>
-        <w:tc>
-          <w:tcPr>
-            <w:tcW w:type="dxa" w:w="2304"/>
-            <w:tcMar>
-              <w:top w:w="100" w:type="dxa"/>
-              <w:left w:w="100" w:type="dxa"/>
-              <w:bottom w:w="100" w:type="dxa"/>
-              <w:right w:w="100" w:type="dxa"/>
-            </w:tcMar>
-            <w:vAlign w:val="center"/>
-          </w:tcPr>
-          <w:p>
-            <w:pPr>
-              <w:spacing w:before="80" w:after="80"/>
-              <w:jc w:val="center"/>
-            </w:pPr>
-            <w:r>
-              <w:rPr>
-                <w:rFonts w:ascii="Arial" w:hAnsi="Arial"/>
-                <w:b w:val="0"/>
-                <w:color w:val="000000"/>
-                <w:sz w:val="22"/>
-              </w:rPr>
-              <w:t>&lt;&lt;tipo&gt;&gt;</w:t>
-            </w:r>
-          </w:p>
-        </w:tc>
-        <w:tc>
-          <w:tcPr>
-            <w:tcW w:type="dxa" w:w="2160"/>
-            <w:tcMar>
-              <w:top w:w="100" w:type="dxa"/>
-              <w:left w:w="100" w:type="dxa"/>
-              <w:bottom w:w="100" w:type="dxa"/>
-              <w:right w:w="100" w:type="dxa"/>
-            </w:tcMar>
-            <w:vAlign w:val="center"/>
-          </w:tcPr>
-          <w:p>
-            <w:pPr>
-              <w:spacing w:before="80" w:after="80"/>
-              <w:jc w:val="center"/>
-            </w:pPr>
-            <w:r>
-              <w:rPr>
-                <w:rFonts w:ascii="Arial" w:hAnsi="Arial"/>
-                <w:b/>
-                <w:color w:val="000000"/>
-                <w:sz w:val="22"/>
-              </w:rPr>
-              <w:t>&lt;&lt;datas&gt;&gt;</w:t>
-            </w:r>
-          </w:p>
-        </w:tc>
-        <w:tc>
-          <w:tcPr>
-            <w:tcW w:type="dxa" w:w="3312"/>
-            <w:tcMar>
-              <w:top w:w="100" w:type="dxa"/>
-              <w:left w:w="100" w:type="dxa"/>
-              <w:bottom w:w="100" w:type="dxa"/>
-              <w:right w:w="100" w:type="dxa"/>
-            </w:tcMar>
-            <w:vAlign w:val="center"/>
-          </w:tcPr>
-          <w:p>
-            <w:pPr>
-              <w:spacing w:before="80" w:after="80"/>
-              <w:jc w:val="center"/>
-            </w:pPr>
-            <w:r>
-              <w:rPr>
-                <w:rFonts w:ascii="Arial" w:hAnsi="Arial"/>
-                <w:b w:val="0"/>
-                <w:color w:val="000000"/>
-                <w:sz w:val="22"/>
-              </w:rPr>
-            </w:r>
-          </w:p>
-        </w:tc>
-      </w:tr>
-    </w:tbl>
     <w:p>
       <w:pPr>
         <w:rPr>
@@ -976,6 +670,8 @@
           <w:rFonts w:ascii="Arial" w:hAnsi="Arial" w:cs="Arial"/>
         </w:rPr>
       </w:pPr>
+      <w:bookmarkStart w:id="0" w:name="_GoBack"/>
+      <w:bookmarkEnd w:id="0"/>
     </w:p>
     <w:tbl>
       <w:tblPr>
@@ -1431,11 +1127,22 @@
         </w:rPr>
       </w:pPr>
     </w:p>
+    <w:p>
+      <w:pPr>
+        <w:jc w:val="both"/>
+        <w:rPr>
+          <w:rFonts w:ascii="Arial" w:hAnsi="Arial" w:cs="Arial"/>
+          <w:sz w:val="28"/>
+          <w:szCs w:val="28"/>
+        </w:rPr>
+      </w:pPr>
+    </w:p>
     <w:sectPr>
       <w:headerReference w:type="default" r:id="rId6"/>
-      <w:pgSz w:w="11906" w:h="16838"/>
+      <w:pgSz w:w="12240" w:h="15840" w:code="1"/>
       <w:pgMar w:top="1134" w:right="1134" w:bottom="1134" w:left="1134" w:header="397" w:footer="720" w:gutter="0"/>
       <w:cols w:space="720"/>
+      <w:docGrid w:linePitch="326"/>
     </w:sectPr>
   </w:body>
 </w:document>
